--- a/R Resources/week2_notecards.docx
+++ b/R Resources/week2_notecards.docx
@@ -34,67 +34,32 @@
                 <w:sz w:val="28"/>
                 <w:szCs w:val="28"/>
               </w:rPr>
-              <w:t>Reading in Data</w:t>
-            </w:r>
-          </w:p>
-          <w:p>
-            <w:pPr>
-              <w:rPr>
-                <w:b/>
-                <w:bCs/>
-              </w:rPr>
-            </w:pPr>
-          </w:p>
-          <w:p>
-            <w:pPr>
-              <w:rPr>
-                <w:rFonts w:ascii="Courier New" w:hAnsi="Courier New" w:cs="Courier New"/>
-                <w:sz w:val="24"/>
-                <w:szCs w:val="24"/>
-              </w:rPr>
-            </w:pPr>
-            <w:r>
-              <w:rPr>
-                <w:rFonts w:ascii="Courier New" w:hAnsi="Courier New" w:cs="Courier New"/>
-                <w:sz w:val="24"/>
-                <w:szCs w:val="24"/>
-              </w:rPr>
-              <w:t xml:space="preserve">IPEDS &lt;- </w:t>
-            </w:r>
-            <w:proofErr w:type="spellStart"/>
-            <w:r>
-              <w:rPr>
-                <w:rFonts w:ascii="Courier New" w:hAnsi="Courier New" w:cs="Courier New"/>
-                <w:sz w:val="24"/>
-                <w:szCs w:val="24"/>
-              </w:rPr>
-              <w:t>read_csv</w:t>
-            </w:r>
-            <w:proofErr w:type="spellEnd"/>
-            <w:r>
-              <w:rPr>
-                <w:rFonts w:ascii="Courier New" w:hAnsi="Courier New" w:cs="Courier New"/>
-                <w:sz w:val="24"/>
-                <w:szCs w:val="24"/>
-              </w:rPr>
-              <w:t xml:space="preserve">(here::here("data", </w:t>
-            </w:r>
-          </w:p>
-          <w:p>
-            <w:pPr>
-              <w:rPr>
-                <w:rFonts w:ascii="Courier New" w:hAnsi="Courier New" w:cs="Courier New"/>
-                <w:sz w:val="24"/>
-                <w:szCs w:val="24"/>
-              </w:rPr>
-            </w:pPr>
-            <w:r>
-              <w:rPr>
-                <w:rFonts w:ascii="Courier New" w:hAnsi="Courier New" w:cs="Courier New"/>
-                <w:sz w:val="24"/>
-                <w:szCs w:val="24"/>
-              </w:rPr>
-              <w:t xml:space="preserve">                             "</w:t>
+              <w:t>Loading a Package</w:t>
+            </w:r>
+          </w:p>
+          <w:p>
+            <w:pPr>
+              <w:rPr>
+                <w:rFonts w:ascii="Courier New" w:hAnsi="Courier New" w:cs="Courier New"/>
+                <w:sz w:val="24"/>
+                <w:szCs w:val="24"/>
+              </w:rPr>
+            </w:pPr>
+            <w:r>
+              <w:rPr>
+                <w:rFonts w:ascii="Courier New" w:hAnsi="Courier New" w:cs="Courier New"/>
+                <w:sz w:val="24"/>
+                <w:szCs w:val="24"/>
+              </w:rPr>
+              <w:t>library</w:t>
+            </w:r>
+            <w:r>
+              <w:rPr>
+                <w:rFonts w:ascii="Courier New" w:hAnsi="Courier New" w:cs="Courier New"/>
+                <w:sz w:val="24"/>
+                <w:szCs w:val="24"/>
+              </w:rPr>
+              <w:t>(</w:t>
             </w:r>
             <w:r>
               <w:rPr>
@@ -103,58 +68,24 @@
                 <w:sz w:val="24"/>
                 <w:szCs w:val="24"/>
               </w:rPr>
-              <w:t>&lt;NAME OF DATASET.csv&gt;</w:t>
-            </w:r>
-            <w:r>
-              <w:rPr>
-                <w:rFonts w:ascii="Courier New" w:hAnsi="Courier New" w:cs="Courier New"/>
-                <w:sz w:val="24"/>
-                <w:szCs w:val="24"/>
-              </w:rPr>
-              <w:t>")</w:t>
-            </w:r>
-          </w:p>
-          <w:p>
-            <w:pPr>
-              <w:rPr>
-                <w:rFonts w:ascii="Courier New" w:hAnsi="Courier New" w:cs="Courier New"/>
-                <w:sz w:val="24"/>
-                <w:szCs w:val="24"/>
-              </w:rPr>
-            </w:pPr>
-            <w:r>
-              <w:rPr>
-                <w:rFonts w:ascii="Courier New" w:hAnsi="Courier New" w:cs="Courier New"/>
-                <w:sz w:val="24"/>
-                <w:szCs w:val="24"/>
-              </w:rPr>
-              <w:t xml:space="preserve">                  )</w:t>
-            </w:r>
-          </w:p>
-          <w:p>
-            <w:r>
-              <w:rPr>
-                <w:b/>
-                <w:bCs/>
-                <w:i/>
-                <w:iCs/>
-              </w:rPr>
-              <w:t>Note:</w:t>
-            </w:r>
-            <w:r>
-              <w:rPr>
-                <w:b/>
-                <w:bCs/>
-                <w:i/>
-                <w:iCs/>
-              </w:rPr>
-              <w:t xml:space="preserve"> </w:t>
-            </w:r>
-            <w:r>
-              <w:t xml:space="preserve">The </w:t>
-            </w:r>
-            <w:r>
-              <w:t>name of the dataset will change, but it will always need to have the .csv at the end of its name!</w:t>
+              <w:t>PA</w:t>
+            </w:r>
+            <w:r>
+              <w:rPr>
+                <w:rFonts w:ascii="Courier New" w:hAnsi="Courier New" w:cs="Courier New"/>
+                <w:color w:val="FF0000"/>
+                <w:sz w:val="24"/>
+                <w:szCs w:val="24"/>
+              </w:rPr>
+              <w:t>CKAGE NAME</w:t>
+            </w:r>
+            <w:r>
+              <w:rPr>
+                <w:rFonts w:ascii="Courier New" w:hAnsi="Courier New" w:cs="Courier New"/>
+                <w:sz w:val="24"/>
+                <w:szCs w:val="24"/>
+              </w:rPr>
+              <w:t>)</w:t>
             </w:r>
           </w:p>
           <w:p/>
@@ -182,25 +113,25 @@
                 <w:sz w:val="28"/>
                 <w:szCs w:val="28"/>
               </w:rPr>
-              <w:t>Preview a Dataset</w:t>
-            </w:r>
-          </w:p>
-          <w:p>
-            <w:pPr>
-              <w:rPr>
-                <w:rFonts w:ascii="Courier New" w:hAnsi="Courier New" w:cs="Courier New"/>
-                <w:sz w:val="24"/>
-                <w:szCs w:val="24"/>
-              </w:rPr>
-            </w:pPr>
-            <w:r>
-              <w:rPr>
-                <w:rFonts w:ascii="Courier New" w:hAnsi="Courier New" w:cs="Courier New"/>
-                <w:sz w:val="24"/>
-                <w:szCs w:val="24"/>
-              </w:rPr>
-              <w:t>glimpse(</w:t>
-            </w:r>
+              <w:t>Reading in Data</w:t>
+            </w:r>
+          </w:p>
+          <w:p>
+            <w:pPr>
+              <w:rPr>
+                <w:b/>
+                <w:bCs/>
+              </w:rPr>
+            </w:pPr>
+          </w:p>
+          <w:p>
+            <w:pPr>
+              <w:rPr>
+                <w:rFonts w:ascii="Courier New" w:hAnsi="Courier New" w:cs="Courier New"/>
+                <w:sz w:val="24"/>
+                <w:szCs w:val="24"/>
+              </w:rPr>
+            </w:pPr>
             <w:r>
               <w:rPr>
                 <w:rFonts w:ascii="Courier New" w:hAnsi="Courier New" w:cs="Courier New"/>
@@ -208,40 +139,15 @@
                 <w:sz w:val="24"/>
                 <w:szCs w:val="24"/>
               </w:rPr>
-              <w:t>&lt;NAME OF DATASET&gt;</w:t>
-            </w:r>
-            <w:r>
-              <w:rPr>
-                <w:rFonts w:ascii="Courier New" w:hAnsi="Courier New" w:cs="Courier New"/>
-                <w:sz w:val="24"/>
-                <w:szCs w:val="24"/>
-              </w:rPr>
-              <w:t>)</w:t>
-            </w:r>
-          </w:p>
-          <w:p>
-            <w:pPr>
-              <w:rPr>
-                <w:rFonts w:ascii="Courier New" w:hAnsi="Courier New" w:cs="Courier New"/>
-                <w:sz w:val="24"/>
-                <w:szCs w:val="24"/>
-              </w:rPr>
-            </w:pPr>
-            <w:r>
-              <w:rPr>
-                <w:rFonts w:ascii="Courier New" w:hAnsi="Courier New" w:cs="Courier New"/>
-                <w:sz w:val="24"/>
-                <w:szCs w:val="24"/>
-              </w:rPr>
-              <w:t>head</w:t>
-            </w:r>
-            <w:r>
-              <w:rPr>
-                <w:rFonts w:ascii="Courier New" w:hAnsi="Courier New" w:cs="Courier New"/>
-                <w:sz w:val="24"/>
-                <w:szCs w:val="24"/>
-              </w:rPr>
-              <w:t>(</w:t>
+              <w:t>NAME OF DATASET</w:t>
+            </w:r>
+            <w:r>
+              <w:rPr>
+                <w:rFonts w:ascii="Courier New" w:hAnsi="Courier New" w:cs="Courier New"/>
+                <w:sz w:val="24"/>
+                <w:szCs w:val="24"/>
+              </w:rPr>
+              <w:t xml:space="preserve"> &lt;- read_csv("</w:t>
             </w:r>
             <w:r>
               <w:rPr>
@@ -250,27 +156,75 @@
                 <w:sz w:val="24"/>
                 <w:szCs w:val="24"/>
               </w:rPr>
-              <w:t>&lt;NAME OF DATASET&gt;</w:t>
-            </w:r>
-            <w:r>
-              <w:rPr>
-                <w:rFonts w:ascii="Courier New" w:hAnsi="Courier New" w:cs="Courier New"/>
-                <w:sz w:val="24"/>
-                <w:szCs w:val="24"/>
-              </w:rPr>
-              <w:t>)</w:t>
-            </w:r>
-            <w:r>
-              <w:rPr>
-                <w:rFonts w:ascii="Courier New" w:hAnsi="Courier New" w:cs="Courier New"/>
-                <w:sz w:val="24"/>
-                <w:szCs w:val="24"/>
-              </w:rPr>
-              <w:t xml:space="preserve"> – shows first 6 rows</w:t>
-            </w:r>
-          </w:p>
-          <w:p>
-            <w:pPr>
+              <w:t>PATH &amp; N</w:t>
+            </w:r>
+            <w:r>
+              <w:rPr>
+                <w:rFonts w:ascii="Courier New" w:hAnsi="Courier New" w:cs="Courier New"/>
+                <w:color w:val="FF0000"/>
+                <w:sz w:val="24"/>
+                <w:szCs w:val="24"/>
+              </w:rPr>
+              <w:t>AME OF DATASET.csv</w:t>
+            </w:r>
+            <w:r>
+              <w:rPr>
+                <w:rFonts w:ascii="Courier New" w:hAnsi="Courier New" w:cs="Courier New"/>
+                <w:sz w:val="24"/>
+                <w:szCs w:val="24"/>
+              </w:rPr>
+              <w:t>")</w:t>
+            </w:r>
+          </w:p>
+          <w:p>
+            <w:r>
+              <w:rPr>
+                <w:b/>
+                <w:bCs/>
+                <w:i/>
+                <w:iCs/>
+              </w:rPr>
+              <w:t>Note:</w:t>
+            </w:r>
+            <w:r>
+              <w:rPr>
+                <w:b/>
+                <w:bCs/>
+                <w:i/>
+                <w:iCs/>
+              </w:rPr>
+              <w:t xml:space="preserve"> </w:t>
+            </w:r>
+            <w:r>
+              <w:t>The name of the dataset will change, but it will always need to have the .csv at the end of its name!</w:t>
+            </w:r>
+          </w:p>
+          <w:p>
+            <w:r>
+              <w:rPr>
+                <w:b/>
+                <w:bCs/>
+                <w:i/>
+                <w:iCs/>
+              </w:rPr>
+              <w:t>Note:</w:t>
+            </w:r>
+            <w:r>
+              <w:rPr>
+                <w:b/>
+                <w:bCs/>
+                <w:i/>
+                <w:iCs/>
+              </w:rPr>
+              <w:t xml:space="preserve"> </w:t>
+            </w:r>
+            <w:r>
+              <w:t>Do not put spaces in the name you give the data set.</w:t>
+            </w:r>
+          </w:p>
+          <w:p>
+            <w:pPr>
+              <w:jc w:val="center"/>
               <w:rPr>
                 <w:b/>
                 <w:bCs/>
@@ -278,14 +232,6 @@
                 <w:szCs w:val="28"/>
               </w:rPr>
             </w:pPr>
-            <w:r>
-              <w:rPr>
-                <w:rFonts w:ascii="Courier New" w:hAnsi="Courier New" w:cs="Courier New"/>
-                <w:sz w:val="24"/>
-                <w:szCs w:val="24"/>
-              </w:rPr>
-              <w:t xml:space="preserve">       </w:t>
-            </w:r>
           </w:p>
         </w:tc>
       </w:tr>
@@ -311,156 +257,208 @@
                 <w:sz w:val="28"/>
                 <w:szCs w:val="28"/>
               </w:rPr>
-              <w:t>Calculating Summary Statistics</w:t>
-            </w:r>
-            <w:r>
+              <w:t>Preview a Dataset</w:t>
+            </w:r>
+          </w:p>
+          <w:p>
+            <w:pPr>
+              <w:rPr>
+                <w:rFonts w:ascii="Courier New" w:hAnsi="Courier New" w:cs="Courier New"/>
+                <w:sz w:val="24"/>
+                <w:szCs w:val="24"/>
+              </w:rPr>
+            </w:pPr>
+            <w:r>
+              <w:rPr>
+                <w:rFonts w:ascii="Courier New" w:hAnsi="Courier New" w:cs="Courier New"/>
+                <w:sz w:val="24"/>
+                <w:szCs w:val="24"/>
+              </w:rPr>
+              <w:t>glimpse(</w:t>
+            </w:r>
+            <w:r>
+              <w:rPr>
+                <w:rFonts w:ascii="Courier New" w:hAnsi="Courier New" w:cs="Courier New"/>
+                <w:color w:val="FF0000"/>
+                <w:sz w:val="24"/>
+                <w:szCs w:val="24"/>
+              </w:rPr>
+              <w:t>NAME OF DATASET</w:t>
+            </w:r>
+            <w:r>
+              <w:rPr>
+                <w:rFonts w:ascii="Courier New" w:hAnsi="Courier New" w:cs="Courier New"/>
+                <w:sz w:val="24"/>
+                <w:szCs w:val="24"/>
+              </w:rPr>
+              <w:t>)</w:t>
+            </w:r>
+          </w:p>
+          <w:p>
+            <w:pPr>
+              <w:rPr>
+                <w:rFonts w:ascii="Courier New" w:hAnsi="Courier New" w:cs="Courier New"/>
+                <w:sz w:val="24"/>
+                <w:szCs w:val="24"/>
+              </w:rPr>
+            </w:pPr>
+          </w:p>
+          <w:p>
+            <w:pPr>
+              <w:rPr>
+                <w:rFonts w:ascii="Courier New" w:hAnsi="Courier New" w:cs="Courier New"/>
+                <w:sz w:val="24"/>
+                <w:szCs w:val="24"/>
+              </w:rPr>
+            </w:pPr>
+            <w:r>
+              <w:rPr>
+                <w:rFonts w:ascii="Courier New" w:hAnsi="Courier New" w:cs="Courier New"/>
+                <w:sz w:val="24"/>
+                <w:szCs w:val="24"/>
+              </w:rPr>
+              <w:t>head(</w:t>
+            </w:r>
+            <w:r>
+              <w:rPr>
+                <w:rFonts w:ascii="Courier New" w:hAnsi="Courier New" w:cs="Courier New"/>
+                <w:color w:val="FF0000"/>
+                <w:sz w:val="24"/>
+                <w:szCs w:val="24"/>
+              </w:rPr>
+              <w:t>NAME OF DATASET</w:t>
+            </w:r>
+            <w:r>
+              <w:rPr>
+                <w:rFonts w:ascii="Courier New" w:hAnsi="Courier New" w:cs="Courier New"/>
+                <w:sz w:val="24"/>
+                <w:szCs w:val="24"/>
+              </w:rPr>
+              <w:t>)</w:t>
+            </w:r>
+            <w:r>
+              <w:rPr>
+                <w:rFonts w:ascii="Courier New" w:hAnsi="Courier New" w:cs="Courier New"/>
+                <w:sz w:val="24"/>
+                <w:szCs w:val="24"/>
+              </w:rPr>
+              <w:t xml:space="preserve"> – shows first 6 rows</w:t>
+            </w:r>
+          </w:p>
+          <w:p>
+            <w:pPr>
+              <w:rPr>
+                <w:rFonts w:ascii="Courier New" w:hAnsi="Courier New" w:cs="Courier New"/>
+                <w:sz w:val="24"/>
+                <w:szCs w:val="24"/>
+              </w:rPr>
+            </w:pPr>
+          </w:p>
+          <w:p>
+            <w:pPr>
+              <w:rPr>
+                <w:rFonts w:ascii="Courier New" w:hAnsi="Courier New" w:cs="Courier New"/>
+                <w:sz w:val="24"/>
+                <w:szCs w:val="24"/>
+              </w:rPr>
+            </w:pPr>
+            <w:r>
+              <w:rPr>
+                <w:rFonts w:ascii="Courier New" w:hAnsi="Courier New" w:cs="Courier New"/>
+                <w:sz w:val="24"/>
+                <w:szCs w:val="24"/>
+              </w:rPr>
+              <w:t>names(</w:t>
+            </w:r>
+            <w:r>
+              <w:rPr>
+                <w:rFonts w:ascii="Courier New" w:hAnsi="Courier New" w:cs="Courier New"/>
+                <w:color w:val="FF0000"/>
+                <w:sz w:val="24"/>
+                <w:szCs w:val="24"/>
+              </w:rPr>
+              <w:t>NAME OF DATASET</w:t>
+            </w:r>
+            <w:r>
+              <w:rPr>
+                <w:rFonts w:ascii="Courier New" w:hAnsi="Courier New" w:cs="Courier New"/>
+                <w:sz w:val="24"/>
+                <w:szCs w:val="24"/>
+              </w:rPr>
+              <w:t>) – outputs the names of the columns/variables</w:t>
+            </w:r>
+          </w:p>
+          <w:p>
+            <w:pPr>
+              <w:rPr>
+                <w:rFonts w:ascii="Courier New" w:hAnsi="Courier New" w:cs="Courier New"/>
+                <w:sz w:val="24"/>
+                <w:szCs w:val="24"/>
+              </w:rPr>
+            </w:pPr>
+          </w:p>
+          <w:p>
+            <w:r>
+              <w:rPr>
+                <w:b/>
+                <w:bCs/>
+                <w:i/>
+                <w:iCs/>
+              </w:rPr>
+              <w:t>Note:</w:t>
+            </w:r>
+            <w:r>
+              <w:rPr>
+                <w:b/>
+                <w:bCs/>
+                <w:i/>
+                <w:iCs/>
+              </w:rPr>
+              <w:t xml:space="preserve"> </w:t>
+            </w:r>
+            <w:r>
+              <w:t>T</w:t>
+            </w:r>
+            <w:r>
+              <w:t xml:space="preserve">he names() function helps you see if there are spaces in your variable names. If so, for certain functions (e.g. plotting in ggplot() you will need to </w:t>
+            </w:r>
+            <w:r>
+              <w:t>put tick marks (top left keybord) around the name:</w:t>
+            </w:r>
+          </w:p>
+          <w:p>
+            <w:r>
+              <w:t>`</w:t>
+            </w:r>
+            <w:r>
+              <w:rPr>
+                <w:rFonts w:ascii="Courier New" w:hAnsi="Courier New" w:cs="Courier New"/>
+                <w:color w:val="FF0000"/>
+                <w:sz w:val="24"/>
+                <w:szCs w:val="24"/>
+              </w:rPr>
+              <w:t xml:space="preserve">NAME OF </w:t>
+            </w:r>
+            <w:r>
+              <w:rPr>
+                <w:rFonts w:ascii="Courier New" w:hAnsi="Courier New" w:cs="Courier New"/>
+                <w:color w:val="FF0000"/>
+                <w:sz w:val="24"/>
+                <w:szCs w:val="24"/>
+              </w:rPr>
+              <w:t>VARIABLE WITH A SPACE</w:t>
+            </w:r>
+            <w:r>
+              <w:t xml:space="preserve"> `</w:t>
+            </w:r>
+          </w:p>
+          <w:p>
+            <w:pPr>
               <w:rPr>
                 <w:b/>
                 <w:bCs/>
                 <w:sz w:val="28"/>
                 <w:szCs w:val="28"/>
-              </w:rPr>
-              <w:t xml:space="preserve"> for One Numerical Variable</w:t>
-            </w:r>
-          </w:p>
-          <w:p>
-            <w:pPr>
-              <w:jc w:val="center"/>
-              <w:rPr>
-                <w:b/>
-                <w:bCs/>
-                <w:sz w:val="28"/>
-                <w:szCs w:val="28"/>
-              </w:rPr>
-            </w:pPr>
-          </w:p>
-          <w:p>
-            <w:pPr>
-              <w:rPr>
-                <w:rFonts w:ascii="Courier New" w:hAnsi="Courier New" w:cs="Courier New"/>
-                <w:sz w:val="24"/>
-                <w:szCs w:val="24"/>
-              </w:rPr>
-            </w:pPr>
-            <w:proofErr w:type="spellStart"/>
-            <w:r>
-              <w:rPr>
-                <w:rFonts w:ascii="Courier New" w:hAnsi="Courier New" w:cs="Courier New"/>
-                <w:sz w:val="24"/>
-                <w:szCs w:val="24"/>
-              </w:rPr>
-              <w:t>favstats</w:t>
-            </w:r>
-            <w:proofErr w:type="spellEnd"/>
-            <w:r>
-              <w:rPr>
-                <w:rFonts w:ascii="Courier New" w:hAnsi="Courier New" w:cs="Courier New"/>
-                <w:sz w:val="24"/>
-                <w:szCs w:val="24"/>
-              </w:rPr>
-              <w:t xml:space="preserve">(~ </w:t>
-            </w:r>
-            <w:r>
-              <w:rPr>
-                <w:rFonts w:ascii="Courier New" w:hAnsi="Courier New" w:cs="Courier New"/>
-                <w:color w:val="FF0000"/>
-                <w:sz w:val="24"/>
-                <w:szCs w:val="24"/>
-              </w:rPr>
-              <w:t>&lt;NAME OF VARIABLE&gt;</w:t>
-            </w:r>
-            <w:r>
-              <w:rPr>
-                <w:rFonts w:ascii="Courier New" w:hAnsi="Courier New" w:cs="Courier New"/>
-                <w:sz w:val="24"/>
-                <w:szCs w:val="24"/>
-              </w:rPr>
-              <w:t xml:space="preserve">, data = </w:t>
-            </w:r>
-            <w:r>
-              <w:rPr>
-                <w:rFonts w:ascii="Courier New" w:hAnsi="Courier New" w:cs="Courier New"/>
-                <w:color w:val="FF0000"/>
-                <w:sz w:val="24"/>
-                <w:szCs w:val="24"/>
-              </w:rPr>
-              <w:t>&lt;NAME OF DATASET&gt;</w:t>
-            </w:r>
-            <w:r>
-              <w:rPr>
-                <w:rFonts w:ascii="Courier New" w:hAnsi="Courier New" w:cs="Courier New"/>
-                <w:sz w:val="24"/>
-                <w:szCs w:val="24"/>
-              </w:rPr>
-              <w:t>)</w:t>
-            </w:r>
-          </w:p>
-          <w:p>
-            <w:pPr>
-              <w:rPr>
-                <w:b/>
-                <w:bCs/>
-              </w:rPr>
-            </w:pPr>
-          </w:p>
-          <w:p>
-            <w:r>
-              <w:rPr>
-                <w:b/>
-                <w:bCs/>
-                <w:i/>
-                <w:iCs/>
-              </w:rPr>
-              <w:t>Note:</w:t>
-            </w:r>
-            <w:r>
-              <w:rPr>
-                <w:b/>
-                <w:bCs/>
-                <w:i/>
-                <w:iCs/>
-              </w:rPr>
-              <w:t xml:space="preserve"> </w:t>
-            </w:r>
-            <w:r>
-              <w:t xml:space="preserve">The ~ </w:t>
-            </w:r>
-            <w:r>
-              <w:rPr>
-                <w:b/>
-                <w:bCs/>
-              </w:rPr>
-              <w:t xml:space="preserve">must </w:t>
-            </w:r>
-            <w:r>
-              <w:t xml:space="preserve">be included </w:t>
-            </w:r>
-            <w:r>
-              <w:rPr>
-                <w:i/>
-                <w:iCs/>
-              </w:rPr>
-              <w:t>before</w:t>
-            </w:r>
-            <w:r>
-              <w:rPr>
-                <w:i/>
-                <w:iCs/>
-              </w:rPr>
-              <w:t xml:space="preserve"> </w:t>
-            </w:r>
-            <w:r>
-              <w:t xml:space="preserve">the </w:t>
-            </w:r>
-            <w:r>
-              <w:t>name of the variable!</w:t>
-            </w:r>
-          </w:p>
-          <w:p>
-            <w:pPr>
-              <w:rPr>
-                <w:b/>
-                <w:bCs/>
               </w:rPr>
             </w:pPr>
           </w:p>
@@ -488,43 +486,44 @@
                 <w:sz w:val="28"/>
                 <w:szCs w:val="28"/>
               </w:rPr>
-              <w:t>Histogram</w:t>
-            </w:r>
-          </w:p>
-          <w:p>
-            <w:pPr>
-              <w:rPr>
-                <w:rFonts w:ascii="Courier New" w:hAnsi="Courier New" w:cs="Courier New"/>
-                <w:sz w:val="24"/>
-                <w:szCs w:val="24"/>
-              </w:rPr>
-            </w:pPr>
-          </w:p>
-          <w:p>
-            <w:pPr>
-              <w:rPr>
-                <w:rFonts w:ascii="Courier New" w:hAnsi="Courier New" w:cs="Courier New"/>
-                <w:sz w:val="24"/>
-                <w:szCs w:val="24"/>
-              </w:rPr>
-            </w:pPr>
-            <w:proofErr w:type="spellStart"/>
-            <w:r>
-              <w:rPr>
-                <w:rFonts w:ascii="Courier New" w:hAnsi="Courier New" w:cs="Courier New"/>
-                <w:sz w:val="24"/>
-                <w:szCs w:val="24"/>
-              </w:rPr>
-              <w:t>ggplot</w:t>
-            </w:r>
-            <w:proofErr w:type="spellEnd"/>
-            <w:r>
-              <w:rPr>
-                <w:rFonts w:ascii="Courier New" w:hAnsi="Courier New" w:cs="Courier New"/>
-                <w:sz w:val="24"/>
-                <w:szCs w:val="24"/>
-              </w:rPr>
-              <w:t xml:space="preserve">(data = </w:t>
+              <w:t>Calculating Summary Statistics</w:t>
+            </w:r>
+            <w:r>
+              <w:rPr>
+                <w:b/>
+                <w:bCs/>
+                <w:sz w:val="28"/>
+                <w:szCs w:val="28"/>
+              </w:rPr>
+              <w:t xml:space="preserve"> for One Numerical Variable</w:t>
+            </w:r>
+          </w:p>
+          <w:p>
+            <w:pPr>
+              <w:jc w:val="center"/>
+              <w:rPr>
+                <w:b/>
+                <w:bCs/>
+                <w:sz w:val="28"/>
+                <w:szCs w:val="28"/>
+              </w:rPr>
+            </w:pPr>
+          </w:p>
+          <w:p>
+            <w:pPr>
+              <w:rPr>
+                <w:rFonts w:ascii="Courier New" w:hAnsi="Courier New" w:cs="Courier New"/>
+                <w:sz w:val="24"/>
+                <w:szCs w:val="24"/>
+              </w:rPr>
+            </w:pPr>
+            <w:r>
+              <w:rPr>
+                <w:rFonts w:ascii="Courier New" w:hAnsi="Courier New" w:cs="Courier New"/>
+                <w:sz w:val="24"/>
+                <w:szCs w:val="24"/>
+              </w:rPr>
+              <w:t xml:space="preserve">favstats(~ </w:t>
             </w:r>
             <w:r>
               <w:rPr>
@@ -533,50 +532,15 @@
                 <w:sz w:val="24"/>
                 <w:szCs w:val="24"/>
               </w:rPr>
-              <w:t>&lt;NAME OF DATASET&gt;</w:t>
-            </w:r>
-            <w:r>
-              <w:rPr>
-                <w:rFonts w:ascii="Courier New" w:hAnsi="Courier New" w:cs="Courier New"/>
-                <w:sz w:val="24"/>
-                <w:szCs w:val="24"/>
-              </w:rPr>
-              <w:t xml:space="preserve">, </w:t>
-            </w:r>
-          </w:p>
-          <w:p>
-            <w:pPr>
-              <w:rPr>
-                <w:rFonts w:ascii="Courier New" w:hAnsi="Courier New" w:cs="Courier New"/>
-                <w:sz w:val="24"/>
-                <w:szCs w:val="24"/>
-              </w:rPr>
-            </w:pPr>
-            <w:r>
-              <w:rPr>
-                <w:rFonts w:ascii="Courier New" w:hAnsi="Courier New" w:cs="Courier New"/>
-                <w:sz w:val="24"/>
-                <w:szCs w:val="24"/>
-              </w:rPr>
-              <w:t xml:space="preserve">       mapping = </w:t>
-            </w:r>
-            <w:proofErr w:type="spellStart"/>
-            <w:r>
-              <w:rPr>
-                <w:rFonts w:ascii="Courier New" w:hAnsi="Courier New" w:cs="Courier New"/>
-                <w:sz w:val="24"/>
-                <w:szCs w:val="24"/>
-              </w:rPr>
-              <w:t>aes</w:t>
-            </w:r>
-            <w:proofErr w:type="spellEnd"/>
-            <w:r>
-              <w:rPr>
-                <w:rFonts w:ascii="Courier New" w:hAnsi="Courier New" w:cs="Courier New"/>
-                <w:sz w:val="24"/>
-                <w:szCs w:val="24"/>
-              </w:rPr>
-              <w:t xml:space="preserve">(x = </w:t>
+              <w:t>NAME OF VARIABLE</w:t>
+            </w:r>
+            <w:r>
+              <w:rPr>
+                <w:rFonts w:ascii="Courier New" w:hAnsi="Courier New" w:cs="Courier New"/>
+                <w:sz w:val="24"/>
+                <w:szCs w:val="24"/>
+              </w:rPr>
+              <w:t xml:space="preserve">, data = </w:t>
             </w:r>
             <w:r>
               <w:rPr>
@@ -585,137 +549,15 @@
                 <w:sz w:val="24"/>
                 <w:szCs w:val="24"/>
               </w:rPr>
-              <w:t>&lt;NAME OF VARIABLE&gt;</w:t>
-            </w:r>
-            <w:r>
-              <w:rPr>
-                <w:rFonts w:ascii="Courier New" w:hAnsi="Courier New" w:cs="Courier New"/>
-                <w:sz w:val="24"/>
-                <w:szCs w:val="24"/>
-              </w:rPr>
-              <w:t xml:space="preserve">)) + </w:t>
-            </w:r>
-          </w:p>
-          <w:p>
-            <w:pPr>
-              <w:rPr>
-                <w:rFonts w:ascii="Courier New" w:hAnsi="Courier New" w:cs="Courier New"/>
-                <w:sz w:val="24"/>
-                <w:szCs w:val="24"/>
-              </w:rPr>
-            </w:pPr>
-            <w:r>
-              <w:rPr>
-                <w:rFonts w:ascii="Courier New" w:hAnsi="Courier New" w:cs="Courier New"/>
-                <w:sz w:val="24"/>
-                <w:szCs w:val="24"/>
-              </w:rPr>
-              <w:t xml:space="preserve">  </w:t>
-            </w:r>
-            <w:proofErr w:type="spellStart"/>
-            <w:r>
-              <w:rPr>
-                <w:rFonts w:ascii="Courier New" w:hAnsi="Courier New" w:cs="Courier New"/>
-                <w:sz w:val="24"/>
-                <w:szCs w:val="24"/>
-              </w:rPr>
-              <w:t>geom_histogram</w:t>
-            </w:r>
-            <w:proofErr w:type="spellEnd"/>
-            <w:r>
-              <w:rPr>
-                <w:rFonts w:ascii="Courier New" w:hAnsi="Courier New" w:cs="Courier New"/>
-                <w:sz w:val="24"/>
-                <w:szCs w:val="24"/>
-              </w:rPr>
-              <w:t>(</w:t>
-            </w:r>
-            <w:proofErr w:type="spellStart"/>
-            <w:r>
-              <w:rPr>
-                <w:rFonts w:ascii="Courier New" w:hAnsi="Courier New" w:cs="Courier New"/>
-                <w:sz w:val="24"/>
-                <w:szCs w:val="24"/>
-              </w:rPr>
-              <w:t>binwidth</w:t>
-            </w:r>
-            <w:proofErr w:type="spellEnd"/>
-            <w:r>
-              <w:rPr>
-                <w:rFonts w:ascii="Courier New" w:hAnsi="Courier New" w:cs="Courier New"/>
-                <w:sz w:val="24"/>
-                <w:szCs w:val="24"/>
-              </w:rPr>
-              <w:t xml:space="preserve"> = </w:t>
-            </w:r>
-            <w:r>
-              <w:rPr>
-                <w:rFonts w:ascii="Courier New" w:hAnsi="Courier New" w:cs="Courier New"/>
-                <w:color w:val="FF0000"/>
-                <w:sz w:val="24"/>
-                <w:szCs w:val="24"/>
-              </w:rPr>
-              <w:t>&lt;WIDTH OF BINS&gt;</w:t>
-            </w:r>
-            <w:r>
-              <w:rPr>
-                <w:rFonts w:ascii="Courier New" w:hAnsi="Courier New" w:cs="Courier New"/>
-                <w:sz w:val="24"/>
-                <w:szCs w:val="24"/>
-              </w:rPr>
-              <w:t xml:space="preserve">) + </w:t>
-            </w:r>
-          </w:p>
-          <w:p>
-            <w:pPr>
-              <w:rPr>
-                <w:rFonts w:ascii="Courier New" w:hAnsi="Courier New" w:cs="Courier New"/>
-                <w:sz w:val="24"/>
-                <w:szCs w:val="24"/>
-              </w:rPr>
-            </w:pPr>
-            <w:r>
-              <w:rPr>
-                <w:rFonts w:ascii="Courier New" w:hAnsi="Courier New" w:cs="Courier New"/>
-                <w:sz w:val="24"/>
-                <w:szCs w:val="24"/>
-              </w:rPr>
-              <w:t xml:space="preserve">  labs(x = "</w:t>
-            </w:r>
-            <w:r>
-              <w:rPr>
-                <w:rFonts w:ascii="Courier New" w:hAnsi="Courier New" w:cs="Courier New"/>
-                <w:color w:val="FF0000"/>
-                <w:sz w:val="24"/>
-                <w:szCs w:val="24"/>
-              </w:rPr>
-              <w:t>&lt;</w:t>
-            </w:r>
-            <w:r>
-              <w:rPr>
-                <w:rFonts w:ascii="Courier New" w:hAnsi="Courier New" w:cs="Courier New"/>
-                <w:color w:val="FF0000"/>
-                <w:sz w:val="24"/>
-                <w:szCs w:val="24"/>
-              </w:rPr>
-              <w:t>TITLE FOR THE X-AXIS</w:t>
-            </w:r>
-            <w:r>
-              <w:rPr>
-                <w:rFonts w:ascii="Courier New" w:hAnsi="Courier New" w:cs="Courier New"/>
-                <w:color w:val="FF0000"/>
-                <w:sz w:val="24"/>
-                <w:szCs w:val="24"/>
-              </w:rPr>
-              <w:t>&gt;</w:t>
-            </w:r>
-            <w:r>
-              <w:rPr>
-                <w:rFonts w:ascii="Courier New" w:hAnsi="Courier New" w:cs="Courier New"/>
-                <w:sz w:val="24"/>
-                <w:szCs w:val="24"/>
-              </w:rPr>
-              <w:t>")</w:t>
+              <w:t>NAME OF DATASET</w:t>
+            </w:r>
+            <w:r>
+              <w:rPr>
+                <w:rFonts w:ascii="Courier New" w:hAnsi="Courier New" w:cs="Courier New"/>
+                <w:sz w:val="24"/>
+                <w:szCs w:val="24"/>
+              </w:rPr>
+              <w:t>)</w:t>
             </w:r>
           </w:p>
           <w:p>
@@ -746,20 +588,43 @@
               <w:t xml:space="preserve"> </w:t>
             </w:r>
             <w:r>
-              <w:t>A</w:t>
-            </w:r>
-            <w:r>
-              <w:t xml:space="preserve"> histogram </w:t>
-            </w:r>
-            <w:r>
-              <w:rPr>
-                <w:b/>
-                <w:bCs/>
-              </w:rPr>
-              <w:t>must</w:t>
-            </w:r>
-            <w:r>
-              <w:t xml:space="preserve"> have the variable on the x-axis! </w:t>
+              <w:t xml:space="preserve">The </w:t>
+            </w:r>
+            <w:r>
+              <w:t>~ (top left keyboard)</w:t>
+            </w:r>
+            <w:r>
+              <w:t xml:space="preserve"> </w:t>
+            </w:r>
+            <w:r>
+              <w:rPr>
+                <w:b/>
+                <w:bCs/>
+              </w:rPr>
+              <w:t xml:space="preserve">must </w:t>
+            </w:r>
+            <w:r>
+              <w:t xml:space="preserve">be included </w:t>
+            </w:r>
+            <w:r>
+              <w:rPr>
+                <w:i/>
+                <w:iCs/>
+              </w:rPr>
+              <w:t>before</w:t>
+            </w:r>
+            <w:r>
+              <w:rPr>
+                <w:i/>
+                <w:iCs/>
+              </w:rPr>
+              <w:t xml:space="preserve"> </w:t>
+            </w:r>
+            <w:r>
+              <w:t xml:space="preserve">the </w:t>
+            </w:r>
+            <w:r>
+              <w:t>name of the variable!</w:t>
             </w:r>
           </w:p>
           <w:p>
@@ -787,7 +652,6 @@
                 <w:szCs w:val="28"/>
               </w:rPr>
             </w:pPr>
-            <w:proofErr w:type="spellStart"/>
             <w:r>
               <w:rPr>
                 <w:b/>
@@ -795,43 +659,33 @@
                 <w:sz w:val="28"/>
                 <w:szCs w:val="28"/>
               </w:rPr>
-              <w:t>Dotplot</w:t>
-            </w:r>
-            <w:proofErr w:type="spellEnd"/>
-          </w:p>
-          <w:p>
-            <w:pPr>
-              <w:rPr>
-                <w:b/>
-                <w:bCs/>
-              </w:rPr>
-            </w:pPr>
-          </w:p>
-          <w:p>
-            <w:pPr>
-              <w:rPr>
-                <w:rFonts w:ascii="Courier New" w:hAnsi="Courier New" w:cs="Courier New"/>
-                <w:sz w:val="24"/>
-                <w:szCs w:val="24"/>
-              </w:rPr>
-            </w:pPr>
-            <w:proofErr w:type="spellStart"/>
-            <w:r>
-              <w:rPr>
-                <w:rFonts w:ascii="Courier New" w:hAnsi="Courier New" w:cs="Courier New"/>
-                <w:sz w:val="24"/>
-                <w:szCs w:val="24"/>
-              </w:rPr>
-              <w:t>ggplot</w:t>
-            </w:r>
-            <w:proofErr w:type="spellEnd"/>
-            <w:r>
-              <w:rPr>
-                <w:rFonts w:ascii="Courier New" w:hAnsi="Courier New" w:cs="Courier New"/>
-                <w:sz w:val="24"/>
-                <w:szCs w:val="24"/>
-              </w:rPr>
-              <w:t xml:space="preserve">(data = </w:t>
+              <w:t>Histogram</w:t>
+            </w:r>
+          </w:p>
+          <w:p>
+            <w:pPr>
+              <w:rPr>
+                <w:rFonts w:ascii="Courier New" w:hAnsi="Courier New" w:cs="Courier New"/>
+                <w:sz w:val="24"/>
+                <w:szCs w:val="24"/>
+              </w:rPr>
+            </w:pPr>
+          </w:p>
+          <w:p>
+            <w:pPr>
+              <w:rPr>
+                <w:rFonts w:ascii="Courier New" w:hAnsi="Courier New" w:cs="Courier New"/>
+                <w:sz w:val="24"/>
+                <w:szCs w:val="24"/>
+              </w:rPr>
+            </w:pPr>
+            <w:r>
+              <w:rPr>
+                <w:rFonts w:ascii="Courier New" w:hAnsi="Courier New" w:cs="Courier New"/>
+                <w:sz w:val="24"/>
+                <w:szCs w:val="24"/>
+              </w:rPr>
+              <w:t xml:space="preserve">ggplot(data = </w:t>
             </w:r>
             <w:r>
               <w:rPr>
@@ -840,7 +694,7 @@
                 <w:sz w:val="24"/>
                 <w:szCs w:val="24"/>
               </w:rPr>
-              <w:t>&lt;NAME OF DATASET&gt;</w:t>
+              <w:t>NAME OF DATASET</w:t>
             </w:r>
             <w:r>
               <w:rPr>
@@ -865,25 +719,7 @@
                 <w:sz w:val="24"/>
                 <w:szCs w:val="24"/>
               </w:rPr>
-              <w:t xml:space="preserve">       mapping = </w:t>
-            </w:r>
-            <w:proofErr w:type="spellStart"/>
-            <w:r>
-              <w:rPr>
-                <w:rFonts w:ascii="Courier New" w:hAnsi="Courier New" w:cs="Courier New"/>
-                <w:sz w:val="24"/>
-                <w:szCs w:val="24"/>
-              </w:rPr>
-              <w:t>aes</w:t>
-            </w:r>
-            <w:proofErr w:type="spellEnd"/>
-            <w:r>
-              <w:rPr>
-                <w:rFonts w:ascii="Courier New" w:hAnsi="Courier New" w:cs="Courier New"/>
-                <w:sz w:val="24"/>
-                <w:szCs w:val="24"/>
-              </w:rPr>
-              <w:t xml:space="preserve">(x = </w:t>
+              <w:t xml:space="preserve">       mapping = aes(x = </w:t>
             </w:r>
             <w:r>
               <w:rPr>
@@ -892,15 +728,41 @@
                 <w:sz w:val="24"/>
                 <w:szCs w:val="24"/>
               </w:rPr>
-              <w:t>&lt;NAME OF VARIABLE&gt;</w:t>
-            </w:r>
-            <w:r>
-              <w:rPr>
-                <w:rFonts w:ascii="Courier New" w:hAnsi="Courier New" w:cs="Courier New"/>
-                <w:sz w:val="24"/>
-                <w:szCs w:val="24"/>
-              </w:rPr>
-              <w:t>)</w:t>
+              <w:t>NAME OF VARIABLE</w:t>
+            </w:r>
+            <w:r>
+              <w:rPr>
+                <w:rFonts w:ascii="Courier New" w:hAnsi="Courier New" w:cs="Courier New"/>
+                <w:sz w:val="24"/>
+                <w:szCs w:val="24"/>
+              </w:rPr>
+              <w:t xml:space="preserve">)) + </w:t>
+            </w:r>
+          </w:p>
+          <w:p>
+            <w:pPr>
+              <w:rPr>
+                <w:rFonts w:ascii="Courier New" w:hAnsi="Courier New" w:cs="Courier New"/>
+                <w:sz w:val="24"/>
+                <w:szCs w:val="24"/>
+              </w:rPr>
+            </w:pPr>
+            <w:r>
+              <w:rPr>
+                <w:rFonts w:ascii="Courier New" w:hAnsi="Courier New" w:cs="Courier New"/>
+                <w:sz w:val="24"/>
+                <w:szCs w:val="24"/>
+              </w:rPr>
+              <w:t xml:space="preserve">  geom_histogram(binwidth = </w:t>
+            </w:r>
+            <w:r>
+              <w:rPr>
+                <w:rFonts w:ascii="Courier New" w:hAnsi="Courier New" w:cs="Courier New"/>
+                <w:color w:val="FF0000"/>
+                <w:sz w:val="24"/>
+                <w:szCs w:val="24"/>
+              </w:rPr>
+              <w:t>WIDTH OF BINS</w:t>
             </w:r>
             <w:r>
               <w:rPr>
@@ -925,41 +787,6 @@
                 <w:sz w:val="24"/>
                 <w:szCs w:val="24"/>
               </w:rPr>
-              <w:t xml:space="preserve">  </w:t>
-            </w:r>
-            <w:proofErr w:type="spellStart"/>
-            <w:r>
-              <w:rPr>
-                <w:rFonts w:ascii="Courier New" w:hAnsi="Courier New" w:cs="Courier New"/>
-                <w:sz w:val="24"/>
-                <w:szCs w:val="24"/>
-              </w:rPr>
-              <w:t>geom_dotplot</w:t>
-            </w:r>
-            <w:proofErr w:type="spellEnd"/>
-            <w:r>
-              <w:rPr>
-                <w:rFonts w:ascii="Courier New" w:hAnsi="Courier New" w:cs="Courier New"/>
-                <w:sz w:val="24"/>
-                <w:szCs w:val="24"/>
-              </w:rPr>
-              <w:t xml:space="preserve">() + </w:t>
-            </w:r>
-          </w:p>
-          <w:p>
-            <w:pPr>
-              <w:rPr>
-                <w:rFonts w:ascii="Courier New" w:hAnsi="Courier New" w:cs="Courier New"/>
-                <w:sz w:val="24"/>
-                <w:szCs w:val="24"/>
-              </w:rPr>
-            </w:pPr>
-            <w:r>
-              <w:rPr>
-                <w:rFonts w:ascii="Courier New" w:hAnsi="Courier New" w:cs="Courier New"/>
-                <w:sz w:val="24"/>
-                <w:szCs w:val="24"/>
-              </w:rPr>
               <w:t xml:space="preserve">  labs(x = "</w:t>
             </w:r>
             <w:r>
@@ -969,7 +796,7 @@
                 <w:sz w:val="24"/>
                 <w:szCs w:val="24"/>
               </w:rPr>
-              <w:t>&lt;TITLE FOR THE X-AXIS&gt;</w:t>
+              <w:t>TITLE FOR THE X-AXIS</w:t>
             </w:r>
             <w:r>
               <w:rPr>
@@ -1011,15 +838,255 @@
               <w:t>A</w:t>
             </w:r>
             <w:r>
+              <w:t xml:space="preserve"> histogram </w:t>
+            </w:r>
+            <w:r>
+              <w:rPr>
+                <w:b/>
+                <w:bCs/>
+              </w:rPr>
+              <w:t>must</w:t>
+            </w:r>
+            <w:r>
+              <w:t xml:space="preserve"> have </w:t>
+            </w:r>
+            <w:r>
+              <w:t>a quantiative</w:t>
+            </w:r>
+            <w:r>
+              <w:t xml:space="preserve"> variable on the x-axis! </w:t>
+            </w:r>
+            <w:r>
+              <w:t>If your variable has a space in it, you will need to use tick marks</w:t>
+            </w:r>
+            <w:r>
+              <w:t>. S</w:t>
+            </w:r>
+            <w:r>
+              <w:t xml:space="preserve">ee </w:t>
+            </w:r>
+            <w:r>
+              <w:rPr>
+                <w:b/>
+                <w:bCs/>
+              </w:rPr>
+              <w:t>Preview a Dataset</w:t>
+            </w:r>
+            <w:r>
               <w:t xml:space="preserve"> </w:t>
             </w:r>
-            <w:proofErr w:type="spellStart"/>
-            <w:r>
-              <w:t>dotplot</w:t>
-            </w:r>
-            <w:proofErr w:type="spellEnd"/>
-            <w:r>
+            <w:r>
+              <w:t xml:space="preserve">section </w:t>
+            </w:r>
+            <w:r>
+              <w:t>above</w:t>
+            </w:r>
+            <w:r>
+              <w:t>.</w:t>
+            </w:r>
+          </w:p>
+          <w:p>
+            <w:pPr>
+              <w:rPr>
+                <w:b/>
+                <w:bCs/>
+              </w:rPr>
+            </w:pPr>
+          </w:p>
+        </w:tc>
+      </w:tr>
+      <w:tr>
+        <w:tc>
+          <w:tcPr>
+            <w:tcW w:w="10800" w:type="dxa"/>
+          </w:tcPr>
+          <w:p>
+            <w:pPr>
+              <w:jc w:val="center"/>
+              <w:rPr>
+                <w:b/>
+                <w:bCs/>
+                <w:sz w:val="28"/>
+                <w:szCs w:val="28"/>
+              </w:rPr>
+            </w:pPr>
+            <w:r>
+              <w:rPr>
+                <w:b/>
+                <w:bCs/>
+                <w:sz w:val="28"/>
+                <w:szCs w:val="28"/>
+              </w:rPr>
+              <w:t>Dotplot</w:t>
+            </w:r>
+          </w:p>
+          <w:p>
+            <w:pPr>
+              <w:rPr>
+                <w:b/>
+                <w:bCs/>
+              </w:rPr>
+            </w:pPr>
+          </w:p>
+          <w:p>
+            <w:pPr>
+              <w:rPr>
+                <w:rFonts w:ascii="Courier New" w:hAnsi="Courier New" w:cs="Courier New"/>
+                <w:sz w:val="24"/>
+                <w:szCs w:val="24"/>
+              </w:rPr>
+            </w:pPr>
+            <w:r>
+              <w:rPr>
+                <w:rFonts w:ascii="Courier New" w:hAnsi="Courier New" w:cs="Courier New"/>
+                <w:sz w:val="24"/>
+                <w:szCs w:val="24"/>
+              </w:rPr>
+              <w:t xml:space="preserve">ggplot(data = </w:t>
+            </w:r>
+            <w:r>
+              <w:rPr>
+                <w:rFonts w:ascii="Courier New" w:hAnsi="Courier New" w:cs="Courier New"/>
+                <w:color w:val="FF0000"/>
+                <w:sz w:val="24"/>
+                <w:szCs w:val="24"/>
+              </w:rPr>
+              <w:t>NAME OF DATASET</w:t>
+            </w:r>
+            <w:r>
+              <w:rPr>
+                <w:rFonts w:ascii="Courier New" w:hAnsi="Courier New" w:cs="Courier New"/>
+                <w:sz w:val="24"/>
+                <w:szCs w:val="24"/>
+              </w:rPr>
+              <w:t xml:space="preserve">, </w:t>
+            </w:r>
+          </w:p>
+          <w:p>
+            <w:pPr>
+              <w:rPr>
+                <w:rFonts w:ascii="Courier New" w:hAnsi="Courier New" w:cs="Courier New"/>
+                <w:sz w:val="24"/>
+                <w:szCs w:val="24"/>
+              </w:rPr>
+            </w:pPr>
+            <w:r>
+              <w:rPr>
+                <w:rFonts w:ascii="Courier New" w:hAnsi="Courier New" w:cs="Courier New"/>
+                <w:sz w:val="24"/>
+                <w:szCs w:val="24"/>
+              </w:rPr>
+              <w:t xml:space="preserve">       mapping = aes(x = </w:t>
+            </w:r>
+            <w:r>
+              <w:rPr>
+                <w:rFonts w:ascii="Courier New" w:hAnsi="Courier New" w:cs="Courier New"/>
+                <w:color w:val="FF0000"/>
+                <w:sz w:val="24"/>
+                <w:szCs w:val="24"/>
+              </w:rPr>
+              <w:t>NAME OF VARIABLE</w:t>
+            </w:r>
+            <w:r>
+              <w:rPr>
+                <w:rFonts w:ascii="Courier New" w:hAnsi="Courier New" w:cs="Courier New"/>
+                <w:sz w:val="24"/>
+                <w:szCs w:val="24"/>
+              </w:rPr>
+              <w:t>)</w:t>
+            </w:r>
+            <w:r>
+              <w:rPr>
+                <w:rFonts w:ascii="Courier New" w:hAnsi="Courier New" w:cs="Courier New"/>
+                <w:sz w:val="24"/>
+                <w:szCs w:val="24"/>
+              </w:rPr>
+              <w:t xml:space="preserve">) + </w:t>
+            </w:r>
+          </w:p>
+          <w:p>
+            <w:pPr>
+              <w:rPr>
+                <w:rFonts w:ascii="Courier New" w:hAnsi="Courier New" w:cs="Courier New"/>
+                <w:sz w:val="24"/>
+                <w:szCs w:val="24"/>
+              </w:rPr>
+            </w:pPr>
+            <w:r>
+              <w:rPr>
+                <w:rFonts w:ascii="Courier New" w:hAnsi="Courier New" w:cs="Courier New"/>
+                <w:sz w:val="24"/>
+                <w:szCs w:val="24"/>
+              </w:rPr>
+              <w:t xml:space="preserve">  geom_dotplot() + </w:t>
+            </w:r>
+          </w:p>
+          <w:p>
+            <w:pPr>
+              <w:rPr>
+                <w:rFonts w:ascii="Courier New" w:hAnsi="Courier New" w:cs="Courier New"/>
+                <w:sz w:val="24"/>
+                <w:szCs w:val="24"/>
+              </w:rPr>
+            </w:pPr>
+            <w:r>
+              <w:rPr>
+                <w:rFonts w:ascii="Courier New" w:hAnsi="Courier New" w:cs="Courier New"/>
+                <w:sz w:val="24"/>
+                <w:szCs w:val="24"/>
+              </w:rPr>
+              <w:t xml:space="preserve">  labs(x = "</w:t>
+            </w:r>
+            <w:r>
+              <w:rPr>
+                <w:rFonts w:ascii="Courier New" w:hAnsi="Courier New" w:cs="Courier New"/>
+                <w:color w:val="FF0000"/>
+                <w:sz w:val="24"/>
+                <w:szCs w:val="24"/>
+              </w:rPr>
+              <w:t>TITLE FOR THE X-AXIS</w:t>
+            </w:r>
+            <w:r>
+              <w:rPr>
+                <w:rFonts w:ascii="Courier New" w:hAnsi="Courier New" w:cs="Courier New"/>
+                <w:sz w:val="24"/>
+                <w:szCs w:val="24"/>
+              </w:rPr>
+              <w:t>")</w:t>
+            </w:r>
+          </w:p>
+          <w:p>
+            <w:pPr>
+              <w:rPr>
+                <w:b/>
+                <w:bCs/>
+              </w:rPr>
+            </w:pPr>
+          </w:p>
+          <w:p>
+            <w:r>
+              <w:rPr>
+                <w:b/>
+                <w:bCs/>
+                <w:i/>
+                <w:iCs/>
+              </w:rPr>
+              <w:t>Note:</w:t>
+            </w:r>
+            <w:r>
+              <w:rPr>
+                <w:b/>
+                <w:bCs/>
+                <w:i/>
+                <w:iCs/>
+              </w:rPr>
               <w:t xml:space="preserve"> </w:t>
+            </w:r>
+            <w:r>
+              <w:t>A</w:t>
+            </w:r>
+            <w:r>
+              <w:t xml:space="preserve"> dotplot </w:t>
             </w:r>
             <w:r>
               <w:rPr>
@@ -1057,6 +1124,7 @@
                 <w:sz w:val="28"/>
                 <w:szCs w:val="28"/>
               </w:rPr>
+              <w:lastRenderedPageBreak/>
               <w:t>Boxplot</w:t>
             </w:r>
           </w:p>
@@ -1077,23 +1145,13 @@
                 <w:szCs w:val="24"/>
               </w:rPr>
             </w:pPr>
-            <w:proofErr w:type="spellStart"/>
-            <w:r>
-              <w:rPr>
-                <w:rFonts w:ascii="Courier New" w:hAnsi="Courier New" w:cs="Courier New"/>
-                <w:sz w:val="24"/>
-                <w:szCs w:val="24"/>
-              </w:rPr>
-              <w:t>ggplot</w:t>
-            </w:r>
-            <w:proofErr w:type="spellEnd"/>
-            <w:r>
-              <w:rPr>
-                <w:rFonts w:ascii="Courier New" w:hAnsi="Courier New" w:cs="Courier New"/>
-                <w:sz w:val="24"/>
-                <w:szCs w:val="24"/>
-              </w:rPr>
-              <w:t xml:space="preserve">(data = </w:t>
+            <w:r>
+              <w:rPr>
+                <w:rFonts w:ascii="Courier New" w:hAnsi="Courier New" w:cs="Courier New"/>
+                <w:sz w:val="24"/>
+                <w:szCs w:val="24"/>
+              </w:rPr>
+              <w:t xml:space="preserve">ggplot(data = </w:t>
             </w:r>
             <w:r>
               <w:rPr>
@@ -1102,7 +1160,7 @@
                 <w:sz w:val="24"/>
                 <w:szCs w:val="24"/>
               </w:rPr>
-              <w:t>&lt;NAME OF DATASET&gt;</w:t>
+              <w:t>NAME OF DATASET</w:t>
             </w:r>
             <w:r>
               <w:rPr>
@@ -1127,25 +1185,7 @@
                 <w:sz w:val="24"/>
                 <w:szCs w:val="24"/>
               </w:rPr>
-              <w:t xml:space="preserve">       mapping = </w:t>
-            </w:r>
-            <w:proofErr w:type="spellStart"/>
-            <w:r>
-              <w:rPr>
-                <w:rFonts w:ascii="Courier New" w:hAnsi="Courier New" w:cs="Courier New"/>
-                <w:sz w:val="24"/>
-                <w:szCs w:val="24"/>
-              </w:rPr>
-              <w:t>aes</w:t>
-            </w:r>
-            <w:proofErr w:type="spellEnd"/>
-            <w:r>
-              <w:rPr>
-                <w:rFonts w:ascii="Courier New" w:hAnsi="Courier New" w:cs="Courier New"/>
-                <w:sz w:val="24"/>
-                <w:szCs w:val="24"/>
-              </w:rPr>
-              <w:t xml:space="preserve">(x = </w:t>
+              <w:t xml:space="preserve">       mapping = aes(x = </w:t>
             </w:r>
             <w:r>
               <w:rPr>
@@ -1154,7 +1194,7 @@
                 <w:sz w:val="24"/>
                 <w:szCs w:val="24"/>
               </w:rPr>
-              <w:t>&lt;NAME OF VARIABLE&gt;</w:t>
+              <w:t>NAME OF VARIABLE</w:t>
             </w:r>
             <w:r>
               <w:rPr>
@@ -1187,16 +1227,7 @@
                 <w:sz w:val="24"/>
                 <w:szCs w:val="24"/>
               </w:rPr>
-              <w:t xml:space="preserve">  </w:t>
-            </w:r>
-            <w:proofErr w:type="spellStart"/>
-            <w:r>
-              <w:rPr>
-                <w:rFonts w:ascii="Courier New" w:hAnsi="Courier New" w:cs="Courier New"/>
-                <w:sz w:val="24"/>
-                <w:szCs w:val="24"/>
-              </w:rPr>
-              <w:t>geom_</w:t>
+              <w:t xml:space="preserve">  geom_</w:t>
             </w:r>
             <w:r>
               <w:rPr>
@@ -1206,7 +1237,6 @@
               </w:rPr>
               <w:t>boxplot</w:t>
             </w:r>
-            <w:proofErr w:type="spellEnd"/>
             <w:r>
               <w:rPr>
                 <w:rFonts w:ascii="Courier New" w:hAnsi="Courier New" w:cs="Courier New"/>
@@ -1239,7 +1269,7 @@
                 <w:sz w:val="24"/>
                 <w:szCs w:val="24"/>
               </w:rPr>
-              <w:t>&lt;TITLE FOR THE X-AXIS&gt;</w:t>
+              <w:t>TITLE FOR THE X-AXIS</w:t>
             </w:r>
             <w:r>
               <w:rPr>
